--- a/zht/docx/049.content.docx
+++ b/zht/docx/049.content.docx
@@ -150,26 +150,6 @@
           <w:lang w:val="zh_TW" w:bidi="zh_TW"/>
         </w:rPr>
         <w:t>liao</w:t>
-      </w:r>
-      <w:r>
-        <w:rPr>
-          <w:lang w:val="zh_TW" w:bidi="zh_TW"/>
-        </w:rPr>
-      </w:r>
-    </w:p>
-    <w:p>
-      <w:pPr/>
-      <w:r>
-        <w:rPr>
-          <w:lang w:val="zh_TW" w:bidi="zh_TW"/>
-        </w:rPr>
-      </w:r>
-      <w:r>
-        <w:rPr>
-          <w:i/>
-          <w:lang w:val="zh_TW" w:bidi="zh_TW"/>
-        </w:rPr>
-        <w:t>了解約伯</w:t>
       </w:r>
       <w:r>
         <w:rPr>

--- a/zht/docx/049.content.docx
+++ b/zht/docx/049.content.docx
@@ -19,7 +19,7 @@
         <w:rPr>
           <w:lang w:val="zh_TW" w:bidi="zh_TW"/>
         </w:rPr>
-        <w:t>Resource: Study Notes - Themes (Tyndale)</w:t>
+        <w:t>Resource: Tyndale Open Study Notes</w:t>
       </w:r>
       <w:r>
         <w:rPr>
@@ -112,7 +112,7 @@
         <w:rPr>
           <w:lang w:val="zh_TW" w:bidi="zh_TW"/>
         </w:rPr>
-        <w:t>Study Notes - Themes (Tyndale)</w:t>
+        <w:t>Tyndale Open Study Notes</w:t>
       </w:r>
     </w:p>
     <w:p>

--- a/zht/docx/049.content.docx
+++ b/zht/docx/049.content.docx
@@ -149,7 +149,7 @@
         <w:rPr>
           <w:lang w:val="zh_TW" w:bidi="zh_TW"/>
         </w:rPr>
-        <w:t>liao</w:t>
+        <w:t>li</w:t>
       </w:r>
       <w:r>
         <w:rPr>
@@ -212,7 +212,7 @@
         <w:rPr>
           <w:lang w:val="zh_TW" w:bidi="zh_TW"/>
         </w:rPr>
-        <w:t>了解約伯</w:t>
+        <w:t>理解被擄</w:t>
       </w:r>
       <w:r>
         <w:rPr>
@@ -231,7 +231,7 @@
         <w:rPr>
           <w:lang w:val="zh_TW" w:bidi="zh_TW"/>
         </w:rPr>
-        <w:t>約伯的故事展現了他性格中善與惡之間的張力。約伯記的開頭明確地讚許了約伯（</w:t>
+        <w:t>以色列的君王與百姓屢次違背神的命令，沒有遵守與祂所立的特殊協議（約）。因此，神宣告要將約中的咒詛臨到他們（見</w:t>
       </w:r>
       <w:hyperlink r:id="rId13">
         <w:r>
@@ -242,14 +242,14 @@
             <w:color w:val="0000EE"/>
             <w:u w:val="single"/>
           </w:rPr>
-          <w:t>伯1:1</w:t>
+          <w:t>申28:15–68</w:t>
         </w:r>
       </w:hyperlink>
       <w:r>
         <w:rPr>
           <w:lang w:val="zh_TW" w:bidi="zh_TW"/>
         </w:rPr>
-        <w:t>、</w:t>
+        <w:t>；參</w:t>
       </w:r>
       <w:hyperlink r:id="rId14">
         <w:r>
@@ -260,14 +260,14 @@
             <w:color w:val="0000EE"/>
             <w:u w:val="single"/>
           </w:rPr>
-          <w:t>8</w:t>
+          <w:t>耶4:13</w:t>
         </w:r>
       </w:hyperlink>
       <w:r>
         <w:rPr>
           <w:lang w:val="zh_TW" w:bidi="zh_TW"/>
         </w:rPr>
-        <w:t>，</w:t>
+        <w:t>；</w:t>
       </w:r>
       <w:hyperlink r:id="rId15">
         <w:r>
@@ -278,14 +278,14 @@
             <w:color w:val="0000EE"/>
             <w:u w:val="single"/>
           </w:rPr>
-          <w:t>2:3</w:t>
+          <w:t>摩5:11</w:t>
         </w:r>
       </w:hyperlink>
       <w:r>
         <w:rPr>
           <w:lang w:val="zh_TW" w:bidi="zh_TW"/>
         </w:rPr>
-        <w:t>）。但後來，神直接質問約伯：「誰用無知的言語使我的旨意暗昧不明？」（</w:t>
+        <w:t>；</w:t>
       </w:r>
       <w:hyperlink r:id="rId16">
         <w:r>
@@ -296,14 +296,14 @@
             <w:color w:val="0000EE"/>
             <w:u w:val="single"/>
           </w:rPr>
-          <w:t>38:2</w:t>
+          <w:t>彌6:14–15</w:t>
         </w:r>
       </w:hyperlink>
       <w:r>
         <w:rPr>
           <w:lang w:val="zh_TW" w:bidi="zh_TW"/>
         </w:rPr>
-        <w:t>）。「你豈可廢棄我所擬定的？豈可定我有罪，好顯自己為義嗎？」（</w:t>
+        <w:t>）。神差遣亞述人與巴比倫人來施行審判，許多以色列人被擄到外地（見</w:t>
       </w:r>
       <w:hyperlink r:id="rId17">
         <w:r>
@@ -314,14 +314,14 @@
             <w:color w:val="0000EE"/>
             <w:u w:val="single"/>
           </w:rPr>
-          <w:t>40:8</w:t>
+          <w:t>王下24:1–25:21</w:t>
         </w:r>
       </w:hyperlink>
       <w:r>
         <w:rPr>
           <w:lang w:val="zh_TW" w:bidi="zh_TW"/>
         </w:rPr>
-        <w:t>）。</w:t>
+        <w:t>），被迫離開自己的土地。</w:t>
       </w:r>
     </w:p>
     <w:p>
@@ -335,97 +335,7 @@
         <w:rPr>
           <w:lang w:val="zh_TW" w:bidi="zh_TW"/>
         </w:rPr>
-        <w:t>有些解經家認為約伯說得太多，因而混淆了神與撒旦的工作。有些現代解經家則認同約伯朋友的觀點，將約伯的苦難歸咎於他自己。另一些人則像以利法和以利戶一樣地爭辯（</w:t>
-      </w:r>
-      <w:hyperlink r:id="rId18">
-        <w:r>
-          <w:rPr>
-            <w:lang w:val="zh_TW" w:bidi="zh_TW"/>
-          </w:rPr>
-          <w:rPr>
-            <w:color w:val="0000EE"/>
-            <w:u w:val="single"/>
-          </w:rPr>
-          <w:t>5:17–27</w:t>
-        </w:r>
-      </w:hyperlink>
-      <w:r>
-        <w:rPr>
-          <w:lang w:val="zh_TW" w:bidi="zh_TW"/>
-        </w:rPr>
-        <w:t>，</w:t>
-      </w:r>
-      <w:hyperlink r:id="rId19">
-        <w:r>
-          <w:rPr>
-            <w:lang w:val="zh_TW" w:bidi="zh_TW"/>
-          </w:rPr>
-          <w:rPr>
-            <w:color w:val="0000EE"/>
-            <w:u w:val="single"/>
-          </w:rPr>
-          <w:t>33:15–33</w:t>
-        </w:r>
-      </w:hyperlink>
-      <w:r>
-        <w:rPr>
-          <w:lang w:val="zh_TW" w:bidi="zh_TW"/>
-        </w:rPr>
-        <w:t>，</w:t>
-      </w:r>
-      <w:hyperlink r:id="rId20">
-        <w:r>
-          <w:rPr>
-            <w:lang w:val="zh_TW" w:bidi="zh_TW"/>
-          </w:rPr>
-          <w:rPr>
-            <w:color w:val="0000EE"/>
-            <w:u w:val="single"/>
-          </w:rPr>
-          <w:t>36:7–17</w:t>
-        </w:r>
-      </w:hyperlink>
-      <w:r>
-        <w:rPr>
-          <w:lang w:val="zh_TW" w:bidi="zh_TW"/>
-        </w:rPr>
-        <w:t>），他們認為約伯的苦難是神慈愛的管教，即使是神忠心的信徒也會遇到這樣的管教（</w:t>
-      </w:r>
-      <w:hyperlink r:id="rId21">
-        <w:r>
-          <w:rPr>
-            <w:lang w:val="zh_TW" w:bidi="zh_TW"/>
-          </w:rPr>
-          <w:rPr>
-            <w:color w:val="0000EE"/>
-            <w:u w:val="single"/>
-          </w:rPr>
-          <w:t>來12:6–12</w:t>
-        </w:r>
-      </w:hyperlink>
-      <w:r>
-        <w:rPr>
-          <w:lang w:val="zh_TW" w:bidi="zh_TW"/>
-        </w:rPr>
-        <w:t>；見</w:t>
-      </w:r>
-      <w:hyperlink r:id="rId22">
-        <w:r>
-          <w:rPr>
-            <w:lang w:val="zh_TW" w:bidi="zh_TW"/>
-          </w:rPr>
-          <w:rPr>
-            <w:color w:val="0000EE"/>
-            <w:u w:val="single"/>
-          </w:rPr>
-          <w:t>箴3:11–12</w:t>
-        </w:r>
-      </w:hyperlink>
-      <w:r>
-        <w:rPr>
-          <w:lang w:val="zh_TW" w:bidi="zh_TW"/>
-        </w:rPr>
-        <w:t>）。但這個觀點與該書的開篇陳述互相矛盾。</w:t>
+        <w:t>以色列的被擄經歷，深刻影響了許多詩篇，在詩篇的意象與主題中都可以看見這種烙印。</w:t>
       </w:r>
     </w:p>
     <w:p>
@@ -439,9 +349,9 @@
         <w:rPr>
           <w:lang w:val="zh_TW" w:bidi="zh_TW"/>
         </w:rPr>
-        <w:t>約伯受苦是因為神想向撒但顯示約伯的誠實和忠心。神對約伯的生命一直持有正面的看法 （</w:t>
-      </w:r>
-      <w:hyperlink r:id="rId13">
+        <w:t>在</w:t>
+      </w:r>
+      <w:hyperlink r:id="rId18">
         <w:r>
           <w:rPr>
             <w:lang w:val="zh_TW" w:bidi="zh_TW"/>
@@ -450,16 +360,34 @@
             <w:color w:val="0000EE"/>
             <w:u w:val="single"/>
           </w:rPr>
-          <w:t>伯1:1</w:t>
+          <w:t>詩篇八十九篇</w:t>
         </w:r>
       </w:hyperlink>
       <w:r>
         <w:rPr>
           <w:lang w:val="zh_TW" w:bidi="zh_TW"/>
         </w:rPr>
-        <w:t>、</w:t>
-      </w:r>
-      <w:hyperlink r:id="rId14">
+        <w:t>中，詩人透過一連串提問，表達出以色列人在被擄期間的悲傷、痛苦與困惑：</w:t>
+      </w:r>
+    </w:p>
+    <w:p>
+      <w:pPr>
+        <w:pStyle w:val="ListBullet"/>
+        <w:spacing w:line="240" w:lineRule="auto"/>
+        <w:ind w:left="720"/>
+      </w:pPr>
+      <w:r>
+        <w:rPr>
+          <w:lang w:val="zh_TW" w:bidi="zh_TW"/>
+        </w:rPr>
+      </w:r>
+      <w:r>
+        <w:rPr>
+          <w:lang w:val="zh_TW" w:bidi="zh_TW"/>
+        </w:rPr>
+        <w:t>神是否棄絕了大衛的王室（</w:t>
+      </w:r>
+      <w:hyperlink r:id="rId19">
         <w:r>
           <w:rPr>
             <w:lang w:val="zh_TW" w:bidi="zh_TW"/>
@@ -468,16 +396,34 @@
             <w:color w:val="0000EE"/>
             <w:u w:val="single"/>
           </w:rPr>
-          <w:t>8</w:t>
+          <w:t>89:38–39</w:t>
         </w:r>
       </w:hyperlink>
       <w:r>
         <w:rPr>
           <w:lang w:val="zh_TW" w:bidi="zh_TW"/>
         </w:rPr>
-        <w:t>，</w:t>
-      </w:r>
-      <w:hyperlink r:id="rId15">
+        <w:t>）？</w:t>
+      </w:r>
+    </w:p>
+    <w:p>
+      <w:pPr>
+        <w:pStyle w:val="ListBullet"/>
+        <w:spacing w:line="240" w:lineRule="auto"/>
+        <w:ind w:left="720"/>
+      </w:pPr>
+      <w:r>
+        <w:rPr>
+          <w:lang w:val="zh_TW" w:bidi="zh_TW"/>
+        </w:rPr>
+      </w:r>
+      <w:r>
+        <w:rPr>
+          <w:lang w:val="zh_TW" w:bidi="zh_TW"/>
+        </w:rPr>
+        <w:t>神的忿怒要持續多久（</w:t>
+      </w:r>
+      <w:hyperlink r:id="rId20">
         <w:r>
           <w:rPr>
             <w:lang w:val="zh_TW" w:bidi="zh_TW"/>
@@ -486,14 +432,104 @@
             <w:color w:val="0000EE"/>
             <w:u w:val="single"/>
           </w:rPr>
-          <w:t>2:3</w:t>
+          <w:t>詩89:46</w:t>
         </w:r>
       </w:hyperlink>
       <w:r>
         <w:rPr>
           <w:lang w:val="zh_TW" w:bidi="zh_TW"/>
         </w:rPr>
-        <w:t>，</w:t>
+        <w:t>）？</w:t>
+      </w:r>
+    </w:p>
+    <w:p>
+      <w:pPr>
+        <w:pStyle w:val="ListBullet"/>
+        <w:spacing w:line="240" w:lineRule="auto"/>
+        <w:ind w:left="720"/>
+      </w:pPr>
+      <w:r>
+        <w:rPr>
+          <w:lang w:val="zh_TW" w:bidi="zh_TW"/>
+        </w:rPr>
+      </w:r>
+      <w:r>
+        <w:rPr>
+          <w:lang w:val="zh_TW" w:bidi="zh_TW"/>
+        </w:rPr>
+        <w:t>神是否體恤人的軟弱（</w:t>
+      </w:r>
+      <w:hyperlink r:id="rId21">
+        <w:r>
+          <w:rPr>
+            <w:lang w:val="zh_TW" w:bidi="zh_TW"/>
+          </w:rPr>
+          <w:rPr>
+            <w:color w:val="0000EE"/>
+            <w:u w:val="single"/>
+          </w:rPr>
+          <w:t>89:47–48</w:t>
+        </w:r>
+      </w:hyperlink>
+      <w:r>
+        <w:rPr>
+          <w:lang w:val="zh_TW" w:bidi="zh_TW"/>
+        </w:rPr>
+        <w:t>）？</w:t>
+      </w:r>
+    </w:p>
+    <w:p>
+      <w:pPr>
+        <w:pStyle w:val="ListBullet"/>
+        <w:spacing w:line="240" w:lineRule="auto"/>
+        <w:ind w:left="720"/>
+      </w:pPr>
+      <w:r>
+        <w:rPr>
+          <w:lang w:val="zh_TW" w:bidi="zh_TW"/>
+        </w:rPr>
+      </w:r>
+      <w:r>
+        <w:rPr>
+          <w:lang w:val="zh_TW" w:bidi="zh_TW"/>
+        </w:rPr>
+        <w:t>神是否信實於祂的本性（</w:t>
+      </w:r>
+      <w:hyperlink r:id="rId22">
+        <w:r>
+          <w:rPr>
+            <w:lang w:val="zh_TW" w:bidi="zh_TW"/>
+          </w:rPr>
+          <w:rPr>
+            <w:color w:val="0000EE"/>
+            <w:u w:val="single"/>
+          </w:rPr>
+          <w:t>89:49</w:t>
+        </w:r>
+      </w:hyperlink>
+      <w:r>
+        <w:rPr>
+          <w:lang w:val="zh_TW" w:bidi="zh_TW"/>
+        </w:rPr>
+        <w:t>）？</w:t>
+      </w:r>
+    </w:p>
+    <w:p>
+      <w:pPr>
+        <w:pStyle w:val="ListBullet"/>
+        <w:spacing w:line="240" w:lineRule="auto"/>
+        <w:ind w:left="720"/>
+      </w:pPr>
+      <w:r>
+        <w:rPr>
+          <w:lang w:val="zh_TW" w:bidi="zh_TW"/>
+        </w:rPr>
+      </w:r>
+      <w:r>
+        <w:rPr>
+          <w:lang w:val="zh_TW" w:bidi="zh_TW"/>
+        </w:rPr>
+        <w:t>神是否公平地為祂的百姓伸冤（</w:t>
       </w:r>
       <w:hyperlink r:id="rId23">
         <w:r>
@@ -504,32 +540,14 @@
             <w:color w:val="0000EE"/>
             <w:u w:val="single"/>
           </w:rPr>
-          <w:t>42:7</w:t>
+          <w:t>89:50–51</w:t>
         </w:r>
       </w:hyperlink>
       <w:r>
         <w:rPr>
           <w:lang w:val="zh_TW" w:bidi="zh_TW"/>
         </w:rPr>
-        <w:t>）。這個觀念在新約聖經中延續，約伯的忍耐是我們應該效法的榜樣 （</w:t>
-      </w:r>
-      <w:hyperlink r:id="rId24">
-        <w:r>
-          <w:rPr>
-            <w:lang w:val="zh_TW" w:bidi="zh_TW"/>
-          </w:rPr>
-          <w:rPr>
-            <w:color w:val="0000EE"/>
-            <w:u w:val="single"/>
-          </w:rPr>
-          <w:t>雅5:11</w:t>
-        </w:r>
-      </w:hyperlink>
-      <w:r>
-        <w:rPr>
-          <w:lang w:val="zh_TW" w:bidi="zh_TW"/>
-        </w:rPr>
-        <w:t>）。</w:t>
+        <w:t>）？</w:t>
       </w:r>
     </w:p>
     <w:p>
@@ -543,7 +561,7 @@
         <w:rPr>
           <w:lang w:val="zh_TW" w:bidi="zh_TW"/>
         </w:rPr>
-        <w:t>約伯的反應是正常的。他並非一直保持堅定，因為他的試煉影響了他。他無法大膽地輕看他的患難，彷彿它們對他毫無影響。他的反應就像任何平常人一樣。</w:t>
+        <w:t>在被擄期間以及之後，神的百姓心中充滿許多疑問，有些人甚至開始懷疑神的統治權柄。然而，有智慧的讀者不會逃避這些疑問，而是應當細心聆聽、深入思考並在聖經中尋求答案。</w:t>
       </w:r>
     </w:p>
     <w:p>
@@ -557,7 +575,25 @@
         <w:rPr>
           <w:lang w:val="zh_TW" w:bidi="zh_TW"/>
         </w:rPr>
-        <w:t>約伯變得憤怒、抗議、抱怨，在信心與絕望之間來回掙扎。但他從未放棄盼望。他不詛咒神，也不虛假認罪，試圖以此影響神來解除他的痛苦。雖然約伯無法理解他的處境，但他知道他的答案將來自神（</w:t>
+        <w:t>最終的答案是藉著主耶穌基督而來（見</w:t>
+      </w:r>
+      <w:hyperlink r:id="rId24">
+        <w:r>
+          <w:rPr>
+            <w:lang w:val="zh_TW" w:bidi="zh_TW"/>
+          </w:rPr>
+          <w:rPr>
+            <w:color w:val="0000EE"/>
+            <w:u w:val="single"/>
+          </w:rPr>
+          <w:t>賽52–54</w:t>
+        </w:r>
+      </w:hyperlink>
+      <w:r>
+        <w:rPr>
+          <w:lang w:val="zh_TW" w:bidi="zh_TW"/>
+        </w:rPr>
+        <w:t>；</w:t>
       </w:r>
       <w:hyperlink r:id="rId25">
         <w:r>
@@ -568,14 +604,98 @@
             <w:color w:val="0000EE"/>
             <w:u w:val="single"/>
           </w:rPr>
-          <w:t>伯19:25–27</w:t>
+          <w:t>路1:46–55</w:t>
         </w:r>
       </w:hyperlink>
       <w:r>
         <w:rPr>
           <w:lang w:val="zh_TW" w:bidi="zh_TW"/>
         </w:rPr>
-        <w:t>）。</w:t>
+        <w:t>、</w:t>
+      </w:r>
+      <w:hyperlink r:id="rId26">
+        <w:r>
+          <w:rPr>
+            <w:lang w:val="zh_TW" w:bidi="zh_TW"/>
+          </w:rPr>
+          <w:rPr>
+            <w:color w:val="0000EE"/>
+            <w:u w:val="single"/>
+          </w:rPr>
+          <w:t>67–79，</w:t>
+        </w:r>
+      </w:hyperlink>
+      <w:hyperlink r:id="rId27">
+        <w:r>
+          <w:rPr>
+            <w:lang w:val="zh_TW" w:bidi="zh_TW"/>
+          </w:rPr>
+          <w:rPr>
+            <w:color w:val="0000EE"/>
+            <w:u w:val="single"/>
+          </w:rPr>
+          <w:t>4:18–19</w:t>
+        </w:r>
+      </w:hyperlink>
+      <w:r>
+        <w:rPr>
+          <w:lang w:val="zh_TW" w:bidi="zh_TW"/>
+        </w:rPr>
+        <w:t>；</w:t>
+      </w:r>
+      <w:hyperlink r:id="rId28">
+        <w:r>
+          <w:rPr>
+            <w:lang w:val="zh_TW" w:bidi="zh_TW"/>
+          </w:rPr>
+          <w:rPr>
+            <w:color w:val="0000EE"/>
+            <w:u w:val="single"/>
+          </w:rPr>
+          <w:t>羅6:6</w:t>
+        </w:r>
+      </w:hyperlink>
+      <w:r>
+        <w:rPr>
+          <w:lang w:val="zh_TW" w:bidi="zh_TW"/>
+        </w:rPr>
+        <w:t>、</w:t>
+      </w:r>
+      <w:hyperlink r:id="rId29">
+        <w:r>
+          <w:rPr>
+            <w:lang w:val="zh_TW" w:bidi="zh_TW"/>
+          </w:rPr>
+          <w:rPr>
+            <w:color w:val="0000EE"/>
+            <w:u w:val="single"/>
+          </w:rPr>
+          <w:t>16–23</w:t>
+        </w:r>
+      </w:hyperlink>
+      <w:r>
+        <w:rPr>
+          <w:lang w:val="zh_TW" w:bidi="zh_TW"/>
+        </w:rPr>
+        <w:t>；</w:t>
+      </w:r>
+      <w:hyperlink r:id="rId30">
+        <w:r>
+          <w:rPr>
+            <w:lang w:val="zh_TW" w:bidi="zh_TW"/>
+          </w:rPr>
+          <w:rPr>
+            <w:color w:val="0000EE"/>
+            <w:u w:val="single"/>
+          </w:rPr>
+          <w:t>來12:22–24</w:t>
+        </w:r>
+      </w:hyperlink>
+      <w:r>
+        <w:rPr>
+          <w:lang w:val="zh_TW" w:bidi="zh_TW"/>
+        </w:rPr>
+        <w:t>）。然而，生活在被擄時期的以色列人，當時只能在模糊中懷抱一絲盼望。他們提出艱難的問題，卻在缺乏明確答案中生活。</w:t>
       </w:r>
     </w:p>
     <w:p>
@@ -600,7 +720,7 @@
           <w:lang w:val="zh_TW" w:bidi="zh_TW"/>
         </w:rPr>
       </w:r>
-      <w:hyperlink r:id="rId13">
+      <w:hyperlink r:id="rId31">
         <w:r>
           <w:rPr>
             <w:lang w:val="zh_TW" w:bidi="zh_TW"/>
@@ -609,15 +729,225 @@
             <w:color w:val="0000EE"/>
             <w:u w:val="single"/>
           </w:rPr>
-          <w:t>伯1:1</w:t>
+          <w:t>利26:27–45</w:t>
         </w:r>
       </w:hyperlink>
       <w:r>
         <w:rPr>
           <w:lang w:val="zh_TW" w:bidi="zh_TW"/>
         </w:rPr>
-        <w:t>、</w:t>
-      </w:r>
+        <w:t>；</w:t>
+      </w:r>
+      <w:hyperlink r:id="rId32">
+        <w:r>
+          <w:rPr>
+            <w:lang w:val="zh_TW" w:bidi="zh_TW"/>
+          </w:rPr>
+          <w:rPr>
+            <w:color w:val="0000EE"/>
+            <w:u w:val="single"/>
+          </w:rPr>
+          <w:t>申28:36–37、</w:t>
+        </w:r>
+      </w:hyperlink>
+      <w:hyperlink r:id="rId33">
+        <w:r>
+          <w:rPr>
+            <w:lang w:val="zh_TW" w:bidi="zh_TW"/>
+          </w:rPr>
+          <w:rPr>
+            <w:color w:val="0000EE"/>
+            <w:u w:val="single"/>
+          </w:rPr>
+          <w:t>63–68，</w:t>
+        </w:r>
+      </w:hyperlink>
+      <w:hyperlink r:id="rId34">
+        <w:r>
+          <w:rPr>
+            <w:lang w:val="zh_TW" w:bidi="zh_TW"/>
+          </w:rPr>
+          <w:rPr>
+            <w:color w:val="0000EE"/>
+            <w:u w:val="single"/>
+          </w:rPr>
+          <w:t>30:1–5</w:t>
+        </w:r>
+      </w:hyperlink>
+      <w:r>
+        <w:rPr>
+          <w:lang w:val="zh_TW" w:bidi="zh_TW"/>
+        </w:rPr>
+        <w:t>；</w:t>
+      </w:r>
+      <w:hyperlink r:id="rId35">
+        <w:r>
+          <w:rPr>
+            <w:lang w:val="zh_TW" w:bidi="zh_TW"/>
+          </w:rPr>
+          <w:rPr>
+            <w:color w:val="0000EE"/>
+            <w:u w:val="single"/>
+          </w:rPr>
+          <w:t>王下17:5–23，</w:t>
+        </w:r>
+      </w:hyperlink>
+      <w:hyperlink r:id="rId17">
+        <w:r>
+          <w:rPr>
+            <w:lang w:val="zh_TW" w:bidi="zh_TW"/>
+          </w:rPr>
+          <w:rPr>
+            <w:color w:val="0000EE"/>
+            <w:u w:val="single"/>
+          </w:rPr>
+          <w:t>24:1–25:21</w:t>
+        </w:r>
+      </w:hyperlink>
+      <w:r>
+        <w:rPr>
+          <w:lang w:val="zh_TW" w:bidi="zh_TW"/>
+        </w:rPr>
+        <w:t>；</w:t>
+      </w:r>
+      <w:hyperlink r:id="rId36">
+        <w:r>
+          <w:rPr>
+            <w:lang w:val="zh_TW" w:bidi="zh_TW"/>
+          </w:rPr>
+          <w:rPr>
+            <w:color w:val="0000EE"/>
+            <w:u w:val="single"/>
+          </w:rPr>
+          <w:t>拉5:12</w:t>
+        </w:r>
+      </w:hyperlink>
+      <w:r>
+        <w:rPr>
+          <w:lang w:val="zh_TW" w:bidi="zh_TW"/>
+        </w:rPr>
+        <w:t>；</w:t>
+      </w:r>
+      <w:hyperlink r:id="rId18">
+        <w:r>
+          <w:rPr>
+            <w:lang w:val="zh_TW" w:bidi="zh_TW"/>
+          </w:rPr>
+          <w:rPr>
+            <w:color w:val="0000EE"/>
+            <w:u w:val="single"/>
+          </w:rPr>
+          <w:t>詩89篇，</w:t>
+        </w:r>
+      </w:hyperlink>
+      <w:hyperlink r:id="rId37">
+        <w:r>
+          <w:rPr>
+            <w:lang w:val="zh_TW" w:bidi="zh_TW"/>
+          </w:rPr>
+          <w:rPr>
+            <w:color w:val="0000EE"/>
+            <w:u w:val="single"/>
+          </w:rPr>
+          <w:t>107篇，</w:t>
+        </w:r>
+      </w:hyperlink>
+      <w:hyperlink r:id="rId38">
+        <w:r>
+          <w:rPr>
+            <w:lang w:val="zh_TW" w:bidi="zh_TW"/>
+          </w:rPr>
+          <w:rPr>
+            <w:color w:val="0000EE"/>
+            <w:u w:val="single"/>
+          </w:rPr>
+          <w:t>126篇</w:t>
+        </w:r>
+      </w:hyperlink>
+      <w:r>
+        <w:rPr>
+          <w:lang w:val="zh_TW" w:bidi="zh_TW"/>
+        </w:rPr>
+        <w:t>；</w:t>
+      </w:r>
+      <w:hyperlink r:id="rId39">
+        <w:r>
+          <w:rPr>
+            <w:lang w:val="zh_TW" w:bidi="zh_TW"/>
+          </w:rPr>
+          <w:rPr>
+            <w:color w:val="0000EE"/>
+            <w:u w:val="single"/>
+          </w:rPr>
+          <w:t>賽5:13，</w:t>
+        </w:r>
+      </w:hyperlink>
+      <w:hyperlink r:id="rId40">
+        <w:r>
+          <w:rPr>
+            <w:lang w:val="zh_TW" w:bidi="zh_TW"/>
+          </w:rPr>
+          <w:rPr>
+            <w:color w:val="0000EE"/>
+            <w:u w:val="single"/>
+          </w:rPr>
+          <w:t>27:13，</w:t>
+        </w:r>
+      </w:hyperlink>
+      <w:hyperlink r:id="rId41">
+        <w:r>
+          <w:rPr>
+            <w:lang w:val="zh_TW" w:bidi="zh_TW"/>
+          </w:rPr>
+          <w:rPr>
+            <w:color w:val="0000EE"/>
+            <w:u w:val="single"/>
+          </w:rPr>
+          <w:t>52:1–12，</w:t>
+        </w:r>
+      </w:hyperlink>
+      <w:hyperlink r:id="rId42">
+        <w:r>
+          <w:rPr>
+            <w:lang w:val="zh_TW" w:bidi="zh_TW"/>
+          </w:rPr>
+          <w:rPr>
+            <w:color w:val="0000EE"/>
+            <w:u w:val="single"/>
+          </w:rPr>
+          <w:t>59:10</w:t>
+        </w:r>
+      </w:hyperlink>
+      <w:r>
+        <w:rPr>
+          <w:lang w:val="zh_TW" w:bidi="zh_TW"/>
+        </w:rPr>
+        <w:t>；</w:t>
+      </w:r>
+      <w:hyperlink r:id="rId43">
+        <w:r>
+          <w:rPr>
+            <w:lang w:val="zh_TW" w:bidi="zh_TW"/>
+          </w:rPr>
+          <w:rPr>
+            <w:color w:val="0000EE"/>
+            <w:u w:val="single"/>
+          </w:rPr>
+          <w:t>耶2:37，</w:t>
+        </w:r>
+      </w:hyperlink>
+      <w:hyperlink r:id="rId44">
+        <w:r>
+          <w:rPr>
+            <w:lang w:val="zh_TW" w:bidi="zh_TW"/>
+          </w:rPr>
+          <w:rPr>
+            <w:color w:val="0000EE"/>
+            <w:u w:val="single"/>
+          </w:rPr>
+          <w:t>3:18，</w:t>
+        </w:r>
+      </w:hyperlink>
       <w:hyperlink r:id="rId14">
         <w:r>
           <w:rPr>
@@ -627,14 +957,56 @@
             <w:color w:val="0000EE"/>
             <w:u w:val="single"/>
           </w:rPr>
-          <w:t>8</w:t>
+          <w:t>4:13</w:t>
         </w:r>
       </w:hyperlink>
       <w:r>
         <w:rPr>
           <w:lang w:val="zh_TW" w:bidi="zh_TW"/>
         </w:rPr>
-        <w:t>，</w:t>
+        <w:t>；</w:t>
+      </w:r>
+      <w:hyperlink r:id="rId45">
+        <w:r>
+          <w:rPr>
+            <w:lang w:val="zh_TW" w:bidi="zh_TW"/>
+          </w:rPr>
+          <w:rPr>
+            <w:color w:val="0000EE"/>
+            <w:u w:val="single"/>
+          </w:rPr>
+          <w:t>結6:9，</w:t>
+        </w:r>
+      </w:hyperlink>
+      <w:hyperlink r:id="rId46">
+        <w:r>
+          <w:rPr>
+            <w:lang w:val="zh_TW" w:bidi="zh_TW"/>
+          </w:rPr>
+          <w:rPr>
+            <w:color w:val="0000EE"/>
+            <w:u w:val="single"/>
+          </w:rPr>
+          <w:t>20:41，</w:t>
+        </w:r>
+      </w:hyperlink>
+      <w:hyperlink r:id="rId47">
+        <w:r>
+          <w:rPr>
+            <w:lang w:val="zh_TW" w:bidi="zh_TW"/>
+          </w:rPr>
+          <w:rPr>
+            <w:color w:val="0000EE"/>
+            <w:u w:val="single"/>
+          </w:rPr>
+          <w:t>37:1–14</w:t>
+        </w:r>
+      </w:hyperlink>
+      <w:r>
+        <w:rPr>
+          <w:lang w:val="zh_TW" w:bidi="zh_TW"/>
+        </w:rPr>
+        <w:t>；</w:t>
       </w:r>
       <w:hyperlink r:id="rId15">
         <w:r>
@@ -645,16 +1017,16 @@
             <w:color w:val="0000EE"/>
             <w:u w:val="single"/>
           </w:rPr>
-          <w:t>2:3</w:t>
+          <w:t>摩5:11</w:t>
         </w:r>
       </w:hyperlink>
       <w:r>
         <w:rPr>
           <w:lang w:val="zh_TW" w:bidi="zh_TW"/>
         </w:rPr>
-        <w:t>，</w:t>
-      </w:r>
-      <w:hyperlink r:id="rId26">
+        <w:t>；</w:t>
+      </w:r>
+      <w:hyperlink r:id="rId16">
         <w:r>
           <w:rPr>
             <w:lang w:val="zh_TW" w:bidi="zh_TW"/>
@@ -663,16 +1035,114 @@
             <w:color w:val="0000EE"/>
             <w:u w:val="single"/>
           </w:rPr>
-          <w:t>5:17–18</w:t>
+          <w:t>彌6:14–15</w:t>
         </w:r>
       </w:hyperlink>
       <w:r>
         <w:rPr>
           <w:lang w:val="zh_TW" w:bidi="zh_TW"/>
         </w:rPr>
-        <w:t>，</w:t>
-      </w:r>
-      <w:hyperlink r:id="rId25">
+      </w:r>
+      <w:r>
+        <w:rPr>
+          <w:lang w:val="zh_TW" w:bidi="zh_TW"/>
+        </w:rPr>
+      </w:r>
+    </w:p>
+    <w:p>
+      <w:pPr/>
+      <w:r>
+        <w:rPr>
+          <w:lang w:val="zh_TW" w:bidi="zh_TW"/>
+        </w:rPr>
+      </w:r>
+    </w:p>
+    <w:p>
+      <w:pPr>
+        <w:pStyle w:val="Heading2"/>
+      </w:pPr>
+      <w:r>
+        <w:rPr>
+          <w:lang w:val="zh_TW" w:bidi="zh_TW"/>
+        </w:rPr>
+        <w:t>歷史中的出埃及</w:t>
+      </w:r>
+      <w:r>
+        <w:rPr>
+          <w:lang w:val="zh_TW" w:bidi="zh_TW"/>
+        </w:rPr>
+      </w:r>
+    </w:p>
+    <w:p>
+      <w:pPr/>
+      <w:r>
+        <w:rPr>
+          <w:lang w:val="zh_TW" w:bidi="zh_TW"/>
+        </w:rPr>
+      </w:r>
+      <w:r>
+        <w:rPr>
+          <w:lang w:val="zh_TW" w:bidi="zh_TW"/>
+        </w:rPr>
+        <w:t>以色列對現實的看法，與其他古代文化非常不同。以色列四周的主要文化，從公元前兩千年美索不達米亞南部的蘇美到公元兩百年的羅馬，都通過觀察創造，來發展他們的觀點。他們信奉多神，認為事件在無盡的循環中發生。相比之下，古代以色列相信一神，祂與世界有別。祂創造世界有一個目的，並且引導不同事件發生，來實現該目的。</w:t>
+      </w:r>
+    </w:p>
+    <w:p>
+      <w:pPr/>
+      <w:r>
+        <w:rPr>
+          <w:lang w:val="zh_TW" w:bidi="zh_TW"/>
+        </w:rPr>
+      </w:r>
+      <w:r>
+        <w:rPr>
+          <w:lang w:val="zh_TW" w:bidi="zh_TW"/>
+        </w:rPr>
+        <w:t>以色列人如何發展出這種獨特的觀點？是通過在歷史事件中與這位真實的神相遇嗎？對於以色列這種獨特觀點，最合理的解釋是，正如聖經所述，神通過被記為歷史的事件向他們顯現。</w:t>
+      </w:r>
+    </w:p>
+    <w:p>
+      <w:pPr/>
+      <w:r>
+        <w:rPr>
+          <w:lang w:val="zh_TW" w:bidi="zh_TW"/>
+        </w:rPr>
+      </w:r>
+      <w:r>
+        <w:rPr>
+          <w:lang w:val="zh_TW" w:bidi="zh_TW"/>
+        </w:rPr>
+        <w:t>埃及的文獻並未提及聖經描述的事件，讓一些人產生懷疑。然而，一個強大的國家記錄自己被奴隸擊潰的情況並不常見。聖經的歷史記載，包括以色列多次失敗的故事，在古代近東是獨一無二的。</w:t>
+      </w:r>
+    </w:p>
+    <w:p>
+      <w:pPr/>
+      <w:r>
+        <w:rPr>
+          <w:lang w:val="zh_TW" w:bidi="zh_TW"/>
+        </w:rPr>
+      </w:r>
+      <w:r>
+        <w:rPr>
+          <w:lang w:val="zh_TW" w:bidi="zh_TW"/>
+        </w:rPr>
+        <w:t>考古學無法證明特定事件的發生，但可顯示出哪些條件允許事件發生；對於出埃及記和整本聖經來說都是如此。埃及的檔案和考古學並不證實或否定聖經的記載。然而，出埃及記的經文，顯示其對埃及思想和文化的深刻理解，類似歷史記錄。</w:t>
+      </w:r>
+    </w:p>
+    <w:p>
+      <w:pPr/>
+      <w:r>
+        <w:rPr>
+          <w:lang w:val="zh_TW" w:bidi="zh_TW"/>
+        </w:rPr>
+      </w:r>
+      <w:r>
+        <w:rPr>
+          <w:lang w:val="zh_TW" w:bidi="zh_TW"/>
+        </w:rPr>
+        <w:t>聖經的作者相信他們描述的是真實事件，他們也期望讀者如此看待這些事件。</w:t>
+      </w:r>
+      <w:hyperlink r:id="rId48">
         <w:r>
           <w:rPr>
             <w:lang w:val="zh_TW" w:bidi="zh_TW"/>
@@ -681,16 +1151,53 @@
             <w:color w:val="0000EE"/>
             <w:u w:val="single"/>
           </w:rPr>
-          <w:t>19:25–27</w:t>
+          <w:t>出埃及記十八章8至12節</w:t>
         </w:r>
       </w:hyperlink>
       <w:r>
         <w:rPr>
           <w:lang w:val="zh_TW" w:bidi="zh_TW"/>
         </w:rPr>
-        <w:t>，</w:t>
-      </w:r>
-      <w:hyperlink r:id="rId27">
+        <w:t>呈現第一個因為真實事件而相信神的例子。</w:t>
+      </w:r>
+    </w:p>
+    <w:p>
+      <w:pPr/>
+      <w:r>
+        <w:rPr>
+          <w:lang w:val="zh_TW" w:bidi="zh_TW"/>
+        </w:rPr>
+      </w:r>
+      <w:r>
+        <w:rPr>
+          <w:lang w:val="zh_TW" w:bidi="zh_TW"/>
+        </w:rPr>
+        <w:t>對神和聖經的信仰有堅實的歷史基礎。神在歷史中以行動拯救人類，祂的行動包括以色列逃離埃及。這些行動在耶穌基督的生命、死亡和復活中達到最終目的。</w:t>
+      </w:r>
+    </w:p>
+    <w:p>
+      <w:pPr/>
+      <w:r>
+        <w:rPr>
+          <w:lang w:val="zh_TW" w:bidi="zh_TW"/>
+        </w:rPr>
+      </w:r>
+      <w:r>
+        <w:rPr>
+          <w:u w:val="single"/>
+          <w:lang w:val="zh_TW" w:bidi="zh_TW"/>
+        </w:rPr>
+        <w:t>進深研究的經文段落</w:t>
+      </w:r>
+    </w:p>
+    <w:p>
+      <w:pPr/>
+      <w:r>
+        <w:rPr>
+          <w:lang w:val="zh_TW" w:bidi="zh_TW"/>
+        </w:rPr>
+      </w:r>
+      <w:hyperlink r:id="rId49">
         <w:r>
           <w:rPr>
             <w:lang w:val="zh_TW" w:bidi="zh_TW"/>
@@ -699,7 +1206,7 @@
             <w:color w:val="0000EE"/>
             <w:u w:val="single"/>
           </w:rPr>
-          <w:t>33:15–28</w:t>
+          <w:t>出14:15–15:21</w:t>
         </w:r>
       </w:hyperlink>
       <w:r>
@@ -708,7 +1215,7 @@
         </w:rPr>
         <w:t>，</w:t>
       </w:r>
-      <w:hyperlink r:id="rId28">
+      <w:hyperlink r:id="rId48">
         <w:r>
           <w:rPr>
             <w:lang w:val="zh_TW" w:bidi="zh_TW"/>
@@ -717,16 +1224,16 @@
             <w:color w:val="0000EE"/>
             <w:u w:val="single"/>
           </w:rPr>
-          <w:t>36:8–15</w:t>
+          <w:t>18:8–12</w:t>
         </w:r>
       </w:hyperlink>
       <w:r>
         <w:rPr>
           <w:lang w:val="zh_TW" w:bidi="zh_TW"/>
         </w:rPr>
-        <w:t>，</w:t>
-      </w:r>
-      <w:hyperlink r:id="rId16">
+        <w:t>；</w:t>
+      </w:r>
+      <w:hyperlink r:id="rId50">
         <w:r>
           <w:rPr>
             <w:lang w:val="zh_TW" w:bidi="zh_TW"/>
@@ -735,16 +1242,16 @@
             <w:color w:val="0000EE"/>
             <w:u w:val="single"/>
           </w:rPr>
-          <w:t>38:2</w:t>
+          <w:t>士11:12–27</w:t>
         </w:r>
       </w:hyperlink>
       <w:r>
         <w:rPr>
           <w:lang w:val="zh_TW" w:bidi="zh_TW"/>
         </w:rPr>
-        <w:t>，</w:t>
-      </w:r>
-      <w:hyperlink r:id="rId17">
+        <w:t>；</w:t>
+      </w:r>
+      <w:hyperlink r:id="rId51">
         <w:r>
           <w:rPr>
             <w:lang w:val="zh_TW" w:bidi="zh_TW"/>
@@ -753,97 +1260,7 @@
             <w:color w:val="0000EE"/>
             <w:u w:val="single"/>
           </w:rPr>
-          <w:t>40:8</w:t>
-        </w:r>
-      </w:hyperlink>
-      <w:r>
-        <w:rPr>
-          <w:lang w:val="zh_TW" w:bidi="zh_TW"/>
-        </w:rPr>
-        <w:t>，</w:t>
-      </w:r>
-      <w:hyperlink r:id="rId23">
-        <w:r>
-          <w:rPr>
-            <w:lang w:val="zh_TW" w:bidi="zh_TW"/>
-          </w:rPr>
-          <w:rPr>
-            <w:color w:val="0000EE"/>
-            <w:u w:val="single"/>
-          </w:rPr>
-          <w:t>42:7</w:t>
-        </w:r>
-      </w:hyperlink>
-      <w:r>
-        <w:rPr>
-          <w:lang w:val="zh_TW" w:bidi="zh_TW"/>
-        </w:rPr>
-        <w:t>；</w:t>
-      </w:r>
-      <w:hyperlink r:id="rId29">
-        <w:r>
-          <w:rPr>
-            <w:lang w:val="zh_TW" w:bidi="zh_TW"/>
-          </w:rPr>
-          <w:rPr>
-            <w:color w:val="0000EE"/>
-            <w:u w:val="single"/>
-          </w:rPr>
-          <w:t>箴3:11</w:t>
-        </w:r>
-      </w:hyperlink>
-      <w:r>
-        <w:rPr>
-          <w:lang w:val="zh_TW" w:bidi="zh_TW"/>
-        </w:rPr>
-        <w:t>；</w:t>
-      </w:r>
-      <w:hyperlink r:id="rId30">
-        <w:r>
-          <w:rPr>
-            <w:lang w:val="zh_TW" w:bidi="zh_TW"/>
-          </w:rPr>
-          <w:rPr>
-            <w:color w:val="0000EE"/>
-            <w:u w:val="single"/>
-          </w:rPr>
-          <w:t>來12:7</w:t>
-        </w:r>
-      </w:hyperlink>
-      <w:r>
-        <w:rPr>
-          <w:lang w:val="zh_TW" w:bidi="zh_TW"/>
-        </w:rPr>
-        <w:t>、</w:t>
-      </w:r>
-      <w:hyperlink r:id="rId31">
-        <w:r>
-          <w:rPr>
-            <w:lang w:val="zh_TW" w:bidi="zh_TW"/>
-          </w:rPr>
-          <w:rPr>
-            <w:color w:val="0000EE"/>
-            <w:u w:val="single"/>
-          </w:rPr>
-          <w:t>10</w:t>
-        </w:r>
-      </w:hyperlink>
-      <w:r>
-        <w:rPr>
-          <w:lang w:val="zh_TW" w:bidi="zh_TW"/>
-        </w:rPr>
-        <w:t>；</w:t>
-      </w:r>
-      <w:hyperlink r:id="rId24">
-        <w:r>
-          <w:rPr>
-            <w:lang w:val="zh_TW" w:bidi="zh_TW"/>
-          </w:rPr>
-          <w:rPr>
-            <w:color w:val="0000EE"/>
-            <w:u w:val="single"/>
-          </w:rPr>
-          <w:t>雅5:11</w:t>
+          <w:t>徒7:1–56</w:t>
         </w:r>
       </w:hyperlink>
       <w:r>

--- a/zht/docx/049.content.docx
+++ b/zht/docx/049.content.docx
@@ -19,7 +19,7 @@
         <w:rPr>
           <w:lang w:val="zh_TW" w:bidi="zh_TW"/>
         </w:rPr>
-        <w:t>Resource: Tyndale Open Study Notes</w:t>
+        <w:t>Resource: Aquifer Open Study Notes (Themes)</w:t>
       </w:r>
       <w:r>
         <w:rPr>
@@ -112,7 +112,7 @@
         <w:rPr>
           <w:lang w:val="zh_TW" w:bidi="zh_TW"/>
         </w:rPr>
-        <w:t>Tyndale Open Study Notes</w:t>
+        <w:t>Aquifer Open Study Notes (Themes)</w:t>
       </w:r>
     </w:p>
     <w:p>

--- a/zht/docx/049.content.docx
+++ b/zht/docx/049.content.docx
@@ -233,90 +233,60 @@
         </w:rPr>
         <w:t>以色列的君王與百姓屢次違背神的命令，沒有遵守與祂所立的特殊協議（約）。因此，神宣告要將約中的咒詛臨到他們（見</w:t>
       </w:r>
-      <w:hyperlink r:id="rId13">
-        <w:r>
-          <w:rPr>
-            <w:lang w:val="zh_TW" w:bidi="zh_TW"/>
-          </w:rPr>
-          <w:rPr>
-            <w:color w:val="0000EE"/>
-            <w:u w:val="single"/>
-          </w:rPr>
-          <w:t>申28:15–68</w:t>
-        </w:r>
-      </w:hyperlink>
+      <w:r>
+        <w:rPr>
+          <w:lang w:val="zh_TW" w:bidi="zh_TW"/>
+        </w:rPr>
+        <w:t>申28:15–68</w:t>
+      </w:r>
       <w:r>
         <w:rPr>
           <w:lang w:val="zh_TW" w:bidi="zh_TW"/>
         </w:rPr>
         <w:t>；參</w:t>
       </w:r>
-      <w:hyperlink r:id="rId14">
-        <w:r>
-          <w:rPr>
-            <w:lang w:val="zh_TW" w:bidi="zh_TW"/>
-          </w:rPr>
-          <w:rPr>
-            <w:color w:val="0000EE"/>
-            <w:u w:val="single"/>
-          </w:rPr>
-          <w:t>耶4:13</w:t>
-        </w:r>
-      </w:hyperlink>
+      <w:r>
+        <w:rPr>
+          <w:lang w:val="zh_TW" w:bidi="zh_TW"/>
+        </w:rPr>
+        <w:t>耶4:13</w:t>
+      </w:r>
       <w:r>
         <w:rPr>
           <w:lang w:val="zh_TW" w:bidi="zh_TW"/>
         </w:rPr>
         <w:t>；</w:t>
       </w:r>
-      <w:hyperlink r:id="rId15">
-        <w:r>
-          <w:rPr>
-            <w:lang w:val="zh_TW" w:bidi="zh_TW"/>
-          </w:rPr>
-          <w:rPr>
-            <w:color w:val="0000EE"/>
-            <w:u w:val="single"/>
-          </w:rPr>
-          <w:t>摩5:11</w:t>
-        </w:r>
-      </w:hyperlink>
+      <w:r>
+        <w:rPr>
+          <w:lang w:val="zh_TW" w:bidi="zh_TW"/>
+        </w:rPr>
+        <w:t>摩5:11</w:t>
+      </w:r>
       <w:r>
         <w:rPr>
           <w:lang w:val="zh_TW" w:bidi="zh_TW"/>
         </w:rPr>
         <w:t>；</w:t>
       </w:r>
-      <w:hyperlink r:id="rId16">
-        <w:r>
-          <w:rPr>
-            <w:lang w:val="zh_TW" w:bidi="zh_TW"/>
-          </w:rPr>
-          <w:rPr>
-            <w:color w:val="0000EE"/>
-            <w:u w:val="single"/>
-          </w:rPr>
-          <w:t>彌6:14–15</w:t>
-        </w:r>
-      </w:hyperlink>
+      <w:r>
+        <w:rPr>
+          <w:lang w:val="zh_TW" w:bidi="zh_TW"/>
+        </w:rPr>
+        <w:t>彌6:14–15</w:t>
+      </w:r>
       <w:r>
         <w:rPr>
           <w:lang w:val="zh_TW" w:bidi="zh_TW"/>
         </w:rPr>
         <w:t>）。神差遣亞述人與巴比倫人來施行審判，許多以色列人被擄到外地（見</w:t>
       </w:r>
-      <w:hyperlink r:id="rId17">
-        <w:r>
-          <w:rPr>
-            <w:lang w:val="zh_TW" w:bidi="zh_TW"/>
-          </w:rPr>
-          <w:rPr>
-            <w:color w:val="0000EE"/>
-            <w:u w:val="single"/>
-          </w:rPr>
-          <w:t>王下24:1–25:21</w:t>
-        </w:r>
-      </w:hyperlink>
+      <w:r>
+        <w:rPr>
+          <w:lang w:val="zh_TW" w:bidi="zh_TW"/>
+        </w:rPr>
+        <w:t>王下24:1–25:21</w:t>
+      </w:r>
       <w:r>
         <w:rPr>
           <w:lang w:val="zh_TW" w:bidi="zh_TW"/>
@@ -351,18 +321,12 @@
         </w:rPr>
         <w:t>在</w:t>
       </w:r>
-      <w:hyperlink r:id="rId18">
-        <w:r>
-          <w:rPr>
-            <w:lang w:val="zh_TW" w:bidi="zh_TW"/>
-          </w:rPr>
-          <w:rPr>
-            <w:color w:val="0000EE"/>
-            <w:u w:val="single"/>
-          </w:rPr>
-          <w:t>詩篇八十九篇</w:t>
-        </w:r>
-      </w:hyperlink>
+      <w:r>
+        <w:rPr>
+          <w:lang w:val="zh_TW" w:bidi="zh_TW"/>
+        </w:rPr>
+        <w:t>詩篇八十九篇</w:t>
+      </w:r>
       <w:r>
         <w:rPr>
           <w:lang w:val="zh_TW" w:bidi="zh_TW"/>
@@ -387,18 +351,12 @@
         </w:rPr>
         <w:t>神是否棄絕了大衛的王室（</w:t>
       </w:r>
-      <w:hyperlink r:id="rId19">
-        <w:r>
-          <w:rPr>
-            <w:lang w:val="zh_TW" w:bidi="zh_TW"/>
-          </w:rPr>
-          <w:rPr>
-            <w:color w:val="0000EE"/>
-            <w:u w:val="single"/>
-          </w:rPr>
-          <w:t>89:38–39</w:t>
-        </w:r>
-      </w:hyperlink>
+      <w:r>
+        <w:rPr>
+          <w:lang w:val="zh_TW" w:bidi="zh_TW"/>
+        </w:rPr>
+        <w:t>89:38–39</w:t>
+      </w:r>
       <w:r>
         <w:rPr>
           <w:lang w:val="zh_TW" w:bidi="zh_TW"/>
@@ -423,18 +381,12 @@
         </w:rPr>
         <w:t>神的忿怒要持續多久（</w:t>
       </w:r>
-      <w:hyperlink r:id="rId20">
-        <w:r>
-          <w:rPr>
-            <w:lang w:val="zh_TW" w:bidi="zh_TW"/>
-          </w:rPr>
-          <w:rPr>
-            <w:color w:val="0000EE"/>
-            <w:u w:val="single"/>
-          </w:rPr>
-          <w:t>詩89:46</w:t>
-        </w:r>
-      </w:hyperlink>
+      <w:r>
+        <w:rPr>
+          <w:lang w:val="zh_TW" w:bidi="zh_TW"/>
+        </w:rPr>
+        <w:t>詩89:46</w:t>
+      </w:r>
       <w:r>
         <w:rPr>
           <w:lang w:val="zh_TW" w:bidi="zh_TW"/>
@@ -459,18 +411,12 @@
         </w:rPr>
         <w:t>神是否體恤人的軟弱（</w:t>
       </w:r>
-      <w:hyperlink r:id="rId21">
-        <w:r>
-          <w:rPr>
-            <w:lang w:val="zh_TW" w:bidi="zh_TW"/>
-          </w:rPr>
-          <w:rPr>
-            <w:color w:val="0000EE"/>
-            <w:u w:val="single"/>
-          </w:rPr>
-          <w:t>89:47–48</w:t>
-        </w:r>
-      </w:hyperlink>
+      <w:r>
+        <w:rPr>
+          <w:lang w:val="zh_TW" w:bidi="zh_TW"/>
+        </w:rPr>
+        <w:t>89:47–48</w:t>
+      </w:r>
       <w:r>
         <w:rPr>
           <w:lang w:val="zh_TW" w:bidi="zh_TW"/>
@@ -495,18 +441,12 @@
         </w:rPr>
         <w:t>神是否信實於祂的本性（</w:t>
       </w:r>
-      <w:hyperlink r:id="rId22">
-        <w:r>
-          <w:rPr>
-            <w:lang w:val="zh_TW" w:bidi="zh_TW"/>
-          </w:rPr>
-          <w:rPr>
-            <w:color w:val="0000EE"/>
-            <w:u w:val="single"/>
-          </w:rPr>
-          <w:t>89:49</w:t>
-        </w:r>
-      </w:hyperlink>
+      <w:r>
+        <w:rPr>
+          <w:lang w:val="zh_TW" w:bidi="zh_TW"/>
+        </w:rPr>
+        <w:t>89:49</w:t>
+      </w:r>
       <w:r>
         <w:rPr>
           <w:lang w:val="zh_TW" w:bidi="zh_TW"/>
@@ -531,18 +471,12 @@
         </w:rPr>
         <w:t>神是否公平地為祂的百姓伸冤（</w:t>
       </w:r>
-      <w:hyperlink r:id="rId23">
-        <w:r>
-          <w:rPr>
-            <w:lang w:val="zh_TW" w:bidi="zh_TW"/>
-          </w:rPr>
-          <w:rPr>
-            <w:color w:val="0000EE"/>
-            <w:u w:val="single"/>
-          </w:rPr>
-          <w:t>89:50–51</w:t>
-        </w:r>
-      </w:hyperlink>
+      <w:r>
+        <w:rPr>
+          <w:lang w:val="zh_TW" w:bidi="zh_TW"/>
+        </w:rPr>
+        <w:t>89:50–51</w:t>
+      </w:r>
       <w:r>
         <w:rPr>
           <w:lang w:val="zh_TW" w:bidi="zh_TW"/>
@@ -577,120 +511,78 @@
         </w:rPr>
         <w:t>最終的答案是藉著主耶穌基督而來（見</w:t>
       </w:r>
-      <w:hyperlink r:id="rId24">
-        <w:r>
-          <w:rPr>
-            <w:lang w:val="zh_TW" w:bidi="zh_TW"/>
-          </w:rPr>
-          <w:rPr>
-            <w:color w:val="0000EE"/>
-            <w:u w:val="single"/>
-          </w:rPr>
-          <w:t>賽52–54</w:t>
-        </w:r>
-      </w:hyperlink>
+      <w:r>
+        <w:rPr>
+          <w:lang w:val="zh_TW" w:bidi="zh_TW"/>
+        </w:rPr>
+        <w:t>賽52–54</w:t>
+      </w:r>
       <w:r>
         <w:rPr>
           <w:lang w:val="zh_TW" w:bidi="zh_TW"/>
         </w:rPr>
         <w:t>；</w:t>
       </w:r>
-      <w:hyperlink r:id="rId25">
-        <w:r>
-          <w:rPr>
-            <w:lang w:val="zh_TW" w:bidi="zh_TW"/>
-          </w:rPr>
-          <w:rPr>
-            <w:color w:val="0000EE"/>
-            <w:u w:val="single"/>
-          </w:rPr>
-          <w:t>路1:46–55</w:t>
-        </w:r>
-      </w:hyperlink>
+      <w:r>
+        <w:rPr>
+          <w:lang w:val="zh_TW" w:bidi="zh_TW"/>
+        </w:rPr>
+        <w:t>路1:46–55</w:t>
+      </w:r>
       <w:r>
         <w:rPr>
           <w:lang w:val="zh_TW" w:bidi="zh_TW"/>
         </w:rPr>
         <w:t>、</w:t>
       </w:r>
-      <w:hyperlink r:id="rId26">
-        <w:r>
-          <w:rPr>
-            <w:lang w:val="zh_TW" w:bidi="zh_TW"/>
-          </w:rPr>
-          <w:rPr>
-            <w:color w:val="0000EE"/>
-            <w:u w:val="single"/>
-          </w:rPr>
-          <w:t>67–79，</w:t>
-        </w:r>
-      </w:hyperlink>
-      <w:hyperlink r:id="rId27">
-        <w:r>
-          <w:rPr>
-            <w:lang w:val="zh_TW" w:bidi="zh_TW"/>
-          </w:rPr>
-          <w:rPr>
-            <w:color w:val="0000EE"/>
-            <w:u w:val="single"/>
-          </w:rPr>
-          <w:t>4:18–19</w:t>
-        </w:r>
-      </w:hyperlink>
+      <w:r>
+        <w:rPr>
+          <w:lang w:val="zh_TW" w:bidi="zh_TW"/>
+        </w:rPr>
+        <w:t>67–79，</w:t>
+      </w:r>
+      <w:r>
+        <w:rPr>
+          <w:lang w:val="zh_TW" w:bidi="zh_TW"/>
+        </w:rPr>
+        <w:t>4:18–19</w:t>
+      </w:r>
       <w:r>
         <w:rPr>
           <w:lang w:val="zh_TW" w:bidi="zh_TW"/>
         </w:rPr>
         <w:t>；</w:t>
       </w:r>
-      <w:hyperlink r:id="rId28">
-        <w:r>
-          <w:rPr>
-            <w:lang w:val="zh_TW" w:bidi="zh_TW"/>
-          </w:rPr>
-          <w:rPr>
-            <w:color w:val="0000EE"/>
-            <w:u w:val="single"/>
-          </w:rPr>
-          <w:t>羅6:6</w:t>
-        </w:r>
-      </w:hyperlink>
+      <w:r>
+        <w:rPr>
+          <w:lang w:val="zh_TW" w:bidi="zh_TW"/>
+        </w:rPr>
+        <w:t>羅6:6</w:t>
+      </w:r>
       <w:r>
         <w:rPr>
           <w:lang w:val="zh_TW" w:bidi="zh_TW"/>
         </w:rPr>
         <w:t>、</w:t>
       </w:r>
-      <w:hyperlink r:id="rId29">
-        <w:r>
-          <w:rPr>
-            <w:lang w:val="zh_TW" w:bidi="zh_TW"/>
-          </w:rPr>
-          <w:rPr>
-            <w:color w:val="0000EE"/>
-            <w:u w:val="single"/>
-          </w:rPr>
-          <w:t>16–23</w:t>
-        </w:r>
-      </w:hyperlink>
+      <w:r>
+        <w:rPr>
+          <w:lang w:val="zh_TW" w:bidi="zh_TW"/>
+        </w:rPr>
+        <w:t>16–23</w:t>
+      </w:r>
       <w:r>
         <w:rPr>
           <w:lang w:val="zh_TW" w:bidi="zh_TW"/>
         </w:rPr>
         <w:t>；</w:t>
       </w:r>
-      <w:hyperlink r:id="rId30">
-        <w:r>
-          <w:rPr>
-            <w:lang w:val="zh_TW" w:bidi="zh_TW"/>
-          </w:rPr>
-          <w:rPr>
-            <w:color w:val="0000EE"/>
-            <w:u w:val="single"/>
-          </w:rPr>
-          <w:t>來12:22–24</w:t>
-        </w:r>
-      </w:hyperlink>
+      <w:r>
+        <w:rPr>
+          <w:lang w:val="zh_TW" w:bidi="zh_TW"/>
+        </w:rPr>
+        <w:t>來12:22–24</w:t>
+      </w:r>
       <w:r>
         <w:rPr>
           <w:lang w:val="zh_TW" w:bidi="zh_TW"/>
@@ -720,324 +612,192 @@
           <w:lang w:val="zh_TW" w:bidi="zh_TW"/>
         </w:rPr>
       </w:r>
-      <w:hyperlink r:id="rId31">
-        <w:r>
-          <w:rPr>
-            <w:lang w:val="zh_TW" w:bidi="zh_TW"/>
-          </w:rPr>
-          <w:rPr>
-            <w:color w:val="0000EE"/>
-            <w:u w:val="single"/>
-          </w:rPr>
-          <w:t>利26:27–45</w:t>
-        </w:r>
-      </w:hyperlink>
+      <w:r>
+        <w:rPr>
+          <w:lang w:val="zh_TW" w:bidi="zh_TW"/>
+        </w:rPr>
+        <w:t>利26:27–45</w:t>
+      </w:r>
       <w:r>
         <w:rPr>
           <w:lang w:val="zh_TW" w:bidi="zh_TW"/>
         </w:rPr>
         <w:t>；</w:t>
       </w:r>
-      <w:hyperlink r:id="rId32">
-        <w:r>
-          <w:rPr>
-            <w:lang w:val="zh_TW" w:bidi="zh_TW"/>
-          </w:rPr>
-          <w:rPr>
-            <w:color w:val="0000EE"/>
-            <w:u w:val="single"/>
-          </w:rPr>
-          <w:t>申28:36–37、</w:t>
-        </w:r>
-      </w:hyperlink>
-      <w:hyperlink r:id="rId33">
-        <w:r>
-          <w:rPr>
-            <w:lang w:val="zh_TW" w:bidi="zh_TW"/>
-          </w:rPr>
-          <w:rPr>
-            <w:color w:val="0000EE"/>
-            <w:u w:val="single"/>
-          </w:rPr>
-          <w:t>63–68，</w:t>
-        </w:r>
-      </w:hyperlink>
-      <w:hyperlink r:id="rId34">
-        <w:r>
-          <w:rPr>
-            <w:lang w:val="zh_TW" w:bidi="zh_TW"/>
-          </w:rPr>
-          <w:rPr>
-            <w:color w:val="0000EE"/>
-            <w:u w:val="single"/>
-          </w:rPr>
-          <w:t>30:1–5</w:t>
-        </w:r>
-      </w:hyperlink>
+      <w:r>
+        <w:rPr>
+          <w:lang w:val="zh_TW" w:bidi="zh_TW"/>
+        </w:rPr>
+        <w:t>申28:36–37、</w:t>
+      </w:r>
+      <w:r>
+        <w:rPr>
+          <w:lang w:val="zh_TW" w:bidi="zh_TW"/>
+        </w:rPr>
+        <w:t>63–68，</w:t>
+      </w:r>
+      <w:r>
+        <w:rPr>
+          <w:lang w:val="zh_TW" w:bidi="zh_TW"/>
+        </w:rPr>
+        <w:t>30:1–5</w:t>
+      </w:r>
       <w:r>
         <w:rPr>
           <w:lang w:val="zh_TW" w:bidi="zh_TW"/>
         </w:rPr>
         <w:t>；</w:t>
       </w:r>
-      <w:hyperlink r:id="rId35">
-        <w:r>
-          <w:rPr>
-            <w:lang w:val="zh_TW" w:bidi="zh_TW"/>
-          </w:rPr>
-          <w:rPr>
-            <w:color w:val="0000EE"/>
-            <w:u w:val="single"/>
-          </w:rPr>
-          <w:t>王下17:5–23，</w:t>
-        </w:r>
-      </w:hyperlink>
-      <w:hyperlink r:id="rId17">
-        <w:r>
-          <w:rPr>
-            <w:lang w:val="zh_TW" w:bidi="zh_TW"/>
-          </w:rPr>
-          <w:rPr>
-            <w:color w:val="0000EE"/>
-            <w:u w:val="single"/>
-          </w:rPr>
-          <w:t>24:1–25:21</w:t>
-        </w:r>
-      </w:hyperlink>
+      <w:r>
+        <w:rPr>
+          <w:lang w:val="zh_TW" w:bidi="zh_TW"/>
+        </w:rPr>
+        <w:t>王下17:5–23，</w:t>
+      </w:r>
+      <w:r>
+        <w:rPr>
+          <w:lang w:val="zh_TW" w:bidi="zh_TW"/>
+        </w:rPr>
+        <w:t>24:1–25:21</w:t>
+      </w:r>
       <w:r>
         <w:rPr>
           <w:lang w:val="zh_TW" w:bidi="zh_TW"/>
         </w:rPr>
         <w:t>；</w:t>
       </w:r>
-      <w:hyperlink r:id="rId36">
-        <w:r>
-          <w:rPr>
-            <w:lang w:val="zh_TW" w:bidi="zh_TW"/>
-          </w:rPr>
-          <w:rPr>
-            <w:color w:val="0000EE"/>
-            <w:u w:val="single"/>
-          </w:rPr>
-          <w:t>拉5:12</w:t>
-        </w:r>
-      </w:hyperlink>
+      <w:r>
+        <w:rPr>
+          <w:lang w:val="zh_TW" w:bidi="zh_TW"/>
+        </w:rPr>
+        <w:t>拉5:12</w:t>
+      </w:r>
       <w:r>
         <w:rPr>
           <w:lang w:val="zh_TW" w:bidi="zh_TW"/>
         </w:rPr>
         <w:t>；</w:t>
       </w:r>
-      <w:hyperlink r:id="rId18">
-        <w:r>
-          <w:rPr>
-            <w:lang w:val="zh_TW" w:bidi="zh_TW"/>
-          </w:rPr>
-          <w:rPr>
-            <w:color w:val="0000EE"/>
-            <w:u w:val="single"/>
-          </w:rPr>
-          <w:t>詩89篇，</w:t>
-        </w:r>
-      </w:hyperlink>
-      <w:hyperlink r:id="rId37">
-        <w:r>
-          <w:rPr>
-            <w:lang w:val="zh_TW" w:bidi="zh_TW"/>
-          </w:rPr>
-          <w:rPr>
-            <w:color w:val="0000EE"/>
-            <w:u w:val="single"/>
-          </w:rPr>
-          <w:t>107篇，</w:t>
-        </w:r>
-      </w:hyperlink>
-      <w:hyperlink r:id="rId38">
-        <w:r>
-          <w:rPr>
-            <w:lang w:val="zh_TW" w:bidi="zh_TW"/>
-          </w:rPr>
-          <w:rPr>
-            <w:color w:val="0000EE"/>
-            <w:u w:val="single"/>
-          </w:rPr>
-          <w:t>126篇</w:t>
-        </w:r>
-      </w:hyperlink>
+      <w:r>
+        <w:rPr>
+          <w:lang w:val="zh_TW" w:bidi="zh_TW"/>
+        </w:rPr>
+        <w:t>詩89篇，</w:t>
+      </w:r>
+      <w:r>
+        <w:rPr>
+          <w:lang w:val="zh_TW" w:bidi="zh_TW"/>
+        </w:rPr>
+        <w:t>107篇，</w:t>
+      </w:r>
+      <w:r>
+        <w:rPr>
+          <w:lang w:val="zh_TW" w:bidi="zh_TW"/>
+        </w:rPr>
+        <w:t>126篇</w:t>
+      </w:r>
       <w:r>
         <w:rPr>
           <w:lang w:val="zh_TW" w:bidi="zh_TW"/>
         </w:rPr>
         <w:t>；</w:t>
       </w:r>
-      <w:hyperlink r:id="rId39">
-        <w:r>
-          <w:rPr>
-            <w:lang w:val="zh_TW" w:bidi="zh_TW"/>
-          </w:rPr>
-          <w:rPr>
-            <w:color w:val="0000EE"/>
-            <w:u w:val="single"/>
-          </w:rPr>
-          <w:t>賽5:13，</w:t>
-        </w:r>
-      </w:hyperlink>
-      <w:hyperlink r:id="rId40">
-        <w:r>
-          <w:rPr>
-            <w:lang w:val="zh_TW" w:bidi="zh_TW"/>
-          </w:rPr>
-          <w:rPr>
-            <w:color w:val="0000EE"/>
-            <w:u w:val="single"/>
-          </w:rPr>
-          <w:t>27:13，</w:t>
-        </w:r>
-      </w:hyperlink>
-      <w:hyperlink r:id="rId41">
-        <w:r>
-          <w:rPr>
-            <w:lang w:val="zh_TW" w:bidi="zh_TW"/>
-          </w:rPr>
-          <w:rPr>
-            <w:color w:val="0000EE"/>
-            <w:u w:val="single"/>
-          </w:rPr>
-          <w:t>52:1–12，</w:t>
-        </w:r>
-      </w:hyperlink>
-      <w:hyperlink r:id="rId42">
-        <w:r>
-          <w:rPr>
-            <w:lang w:val="zh_TW" w:bidi="zh_TW"/>
-          </w:rPr>
-          <w:rPr>
-            <w:color w:val="0000EE"/>
-            <w:u w:val="single"/>
-          </w:rPr>
-          <w:t>59:10</w:t>
-        </w:r>
-      </w:hyperlink>
+      <w:r>
+        <w:rPr>
+          <w:lang w:val="zh_TW" w:bidi="zh_TW"/>
+        </w:rPr>
+        <w:t>賽5:13，</w:t>
+      </w:r>
+      <w:r>
+        <w:rPr>
+          <w:lang w:val="zh_TW" w:bidi="zh_TW"/>
+        </w:rPr>
+        <w:t>27:13，</w:t>
+      </w:r>
+      <w:r>
+        <w:rPr>
+          <w:lang w:val="zh_TW" w:bidi="zh_TW"/>
+        </w:rPr>
+        <w:t>52:1–12，</w:t>
+      </w:r>
+      <w:r>
+        <w:rPr>
+          <w:lang w:val="zh_TW" w:bidi="zh_TW"/>
+        </w:rPr>
+        <w:t>59:10</w:t>
+      </w:r>
       <w:r>
         <w:rPr>
           <w:lang w:val="zh_TW" w:bidi="zh_TW"/>
         </w:rPr>
         <w:t>；</w:t>
       </w:r>
-      <w:hyperlink r:id="rId43">
-        <w:r>
-          <w:rPr>
-            <w:lang w:val="zh_TW" w:bidi="zh_TW"/>
-          </w:rPr>
-          <w:rPr>
-            <w:color w:val="0000EE"/>
-            <w:u w:val="single"/>
-          </w:rPr>
-          <w:t>耶2:37，</w:t>
-        </w:r>
-      </w:hyperlink>
-      <w:hyperlink r:id="rId44">
-        <w:r>
-          <w:rPr>
-            <w:lang w:val="zh_TW" w:bidi="zh_TW"/>
-          </w:rPr>
-          <w:rPr>
-            <w:color w:val="0000EE"/>
-            <w:u w:val="single"/>
-          </w:rPr>
-          <w:t>3:18，</w:t>
-        </w:r>
-      </w:hyperlink>
-      <w:hyperlink r:id="rId14">
-        <w:r>
-          <w:rPr>
-            <w:lang w:val="zh_TW" w:bidi="zh_TW"/>
-          </w:rPr>
-          <w:rPr>
-            <w:color w:val="0000EE"/>
-            <w:u w:val="single"/>
-          </w:rPr>
-          <w:t>4:13</w:t>
-        </w:r>
-      </w:hyperlink>
+      <w:r>
+        <w:rPr>
+          <w:lang w:val="zh_TW" w:bidi="zh_TW"/>
+        </w:rPr>
+        <w:t>耶2:37，</w:t>
+      </w:r>
+      <w:r>
+        <w:rPr>
+          <w:lang w:val="zh_TW" w:bidi="zh_TW"/>
+        </w:rPr>
+        <w:t>3:18，</w:t>
+      </w:r>
+      <w:r>
+        <w:rPr>
+          <w:lang w:val="zh_TW" w:bidi="zh_TW"/>
+        </w:rPr>
+        <w:t>4:13</w:t>
+      </w:r>
       <w:r>
         <w:rPr>
           <w:lang w:val="zh_TW" w:bidi="zh_TW"/>
         </w:rPr>
         <w:t>；</w:t>
       </w:r>
-      <w:hyperlink r:id="rId45">
-        <w:r>
-          <w:rPr>
-            <w:lang w:val="zh_TW" w:bidi="zh_TW"/>
-          </w:rPr>
-          <w:rPr>
-            <w:color w:val="0000EE"/>
-            <w:u w:val="single"/>
-          </w:rPr>
-          <w:t>結6:9，</w:t>
-        </w:r>
-      </w:hyperlink>
-      <w:hyperlink r:id="rId46">
-        <w:r>
-          <w:rPr>
-            <w:lang w:val="zh_TW" w:bidi="zh_TW"/>
-          </w:rPr>
-          <w:rPr>
-            <w:color w:val="0000EE"/>
-            <w:u w:val="single"/>
-          </w:rPr>
-          <w:t>20:41，</w:t>
-        </w:r>
-      </w:hyperlink>
-      <w:hyperlink r:id="rId47">
-        <w:r>
-          <w:rPr>
-            <w:lang w:val="zh_TW" w:bidi="zh_TW"/>
-          </w:rPr>
-          <w:rPr>
-            <w:color w:val="0000EE"/>
-            <w:u w:val="single"/>
-          </w:rPr>
-          <w:t>37:1–14</w:t>
-        </w:r>
-      </w:hyperlink>
+      <w:r>
+        <w:rPr>
+          <w:lang w:val="zh_TW" w:bidi="zh_TW"/>
+        </w:rPr>
+        <w:t>結6:9，</w:t>
+      </w:r>
+      <w:r>
+        <w:rPr>
+          <w:lang w:val="zh_TW" w:bidi="zh_TW"/>
+        </w:rPr>
+        <w:t>20:41，</w:t>
+      </w:r>
+      <w:r>
+        <w:rPr>
+          <w:lang w:val="zh_TW" w:bidi="zh_TW"/>
+        </w:rPr>
+        <w:t>37:1–14</w:t>
+      </w:r>
       <w:r>
         <w:rPr>
           <w:lang w:val="zh_TW" w:bidi="zh_TW"/>
         </w:rPr>
         <w:t>；</w:t>
       </w:r>
-      <w:hyperlink r:id="rId15">
-        <w:r>
-          <w:rPr>
-            <w:lang w:val="zh_TW" w:bidi="zh_TW"/>
-          </w:rPr>
-          <w:rPr>
-            <w:color w:val="0000EE"/>
-            <w:u w:val="single"/>
-          </w:rPr>
-          <w:t>摩5:11</w:t>
-        </w:r>
-      </w:hyperlink>
+      <w:r>
+        <w:rPr>
+          <w:lang w:val="zh_TW" w:bidi="zh_TW"/>
+        </w:rPr>
+        <w:t>摩5:11</w:t>
+      </w:r>
       <w:r>
         <w:rPr>
           <w:lang w:val="zh_TW" w:bidi="zh_TW"/>
         </w:rPr>
         <w:t>；</w:t>
       </w:r>
-      <w:hyperlink r:id="rId16">
-        <w:r>
-          <w:rPr>
-            <w:lang w:val="zh_TW" w:bidi="zh_TW"/>
-          </w:rPr>
-          <w:rPr>
-            <w:color w:val="0000EE"/>
-            <w:u w:val="single"/>
-          </w:rPr>
-          <w:t>彌6:14–15</w:t>
-        </w:r>
-      </w:hyperlink>
+      <w:r>
+        <w:rPr>
+          <w:lang w:val="zh_TW" w:bidi="zh_TW"/>
+        </w:rPr>
+        <w:t>彌6:14–15</w:t>
+      </w:r>
       <w:r>
         <w:rPr>
           <w:lang w:val="zh_TW" w:bidi="zh_TW"/>
@@ -1142,18 +902,12 @@
         </w:rPr>
         <w:t>聖經的作者相信他們描述的是真實事件，他們也期望讀者如此看待這些事件。</w:t>
       </w:r>
-      <w:hyperlink r:id="rId48">
-        <w:r>
-          <w:rPr>
-            <w:lang w:val="zh_TW" w:bidi="zh_TW"/>
-          </w:rPr>
-          <w:rPr>
-            <w:color w:val="0000EE"/>
-            <w:u w:val="single"/>
-          </w:rPr>
-          <w:t>出埃及記十八章8至12節</w:t>
-        </w:r>
-      </w:hyperlink>
+      <w:r>
+        <w:rPr>
+          <w:lang w:val="zh_TW" w:bidi="zh_TW"/>
+        </w:rPr>
+        <w:t>出埃及記十八章8至12節</w:t>
+      </w:r>
       <w:r>
         <w:rPr>
           <w:lang w:val="zh_TW" w:bidi="zh_TW"/>
@@ -1197,72 +951,48 @@
           <w:lang w:val="zh_TW" w:bidi="zh_TW"/>
         </w:rPr>
       </w:r>
-      <w:hyperlink r:id="rId49">
-        <w:r>
-          <w:rPr>
-            <w:lang w:val="zh_TW" w:bidi="zh_TW"/>
-          </w:rPr>
-          <w:rPr>
-            <w:color w:val="0000EE"/>
-            <w:u w:val="single"/>
-          </w:rPr>
-          <w:t>出14:15–15:21</w:t>
-        </w:r>
-      </w:hyperlink>
+      <w:r>
+        <w:rPr>
+          <w:lang w:val="zh_TW" w:bidi="zh_TW"/>
+        </w:rPr>
+        <w:t>出14:15–15:21</w:t>
+      </w:r>
       <w:r>
         <w:rPr>
           <w:lang w:val="zh_TW" w:bidi="zh_TW"/>
         </w:rPr>
         <w:t>，</w:t>
       </w:r>
-      <w:hyperlink r:id="rId48">
-        <w:r>
-          <w:rPr>
-            <w:lang w:val="zh_TW" w:bidi="zh_TW"/>
-          </w:rPr>
-          <w:rPr>
-            <w:color w:val="0000EE"/>
-            <w:u w:val="single"/>
-          </w:rPr>
-          <w:t>18:8–12</w:t>
-        </w:r>
-      </w:hyperlink>
+      <w:r>
+        <w:rPr>
+          <w:lang w:val="zh_TW" w:bidi="zh_TW"/>
+        </w:rPr>
+        <w:t>18:8–12</w:t>
+      </w:r>
       <w:r>
         <w:rPr>
           <w:lang w:val="zh_TW" w:bidi="zh_TW"/>
         </w:rPr>
         <w:t>；</w:t>
       </w:r>
-      <w:hyperlink r:id="rId50">
-        <w:r>
-          <w:rPr>
-            <w:lang w:val="zh_TW" w:bidi="zh_TW"/>
-          </w:rPr>
-          <w:rPr>
-            <w:color w:val="0000EE"/>
-            <w:u w:val="single"/>
-          </w:rPr>
-          <w:t>士11:12–27</w:t>
-        </w:r>
-      </w:hyperlink>
+      <w:r>
+        <w:rPr>
+          <w:lang w:val="zh_TW" w:bidi="zh_TW"/>
+        </w:rPr>
+        <w:t>士11:12–27</w:t>
+      </w:r>
       <w:r>
         <w:rPr>
           <w:lang w:val="zh_TW" w:bidi="zh_TW"/>
         </w:rPr>
         <w:t>；</w:t>
       </w:r>
-      <w:hyperlink r:id="rId51">
-        <w:r>
-          <w:rPr>
-            <w:lang w:val="zh_TW" w:bidi="zh_TW"/>
-          </w:rPr>
-          <w:rPr>
-            <w:color w:val="0000EE"/>
-            <w:u w:val="single"/>
-          </w:rPr>
-          <w:t>徒7:1–56</w:t>
-        </w:r>
-      </w:hyperlink>
+      <w:r>
+        <w:rPr>
+          <w:lang w:val="zh_TW" w:bidi="zh_TW"/>
+        </w:rPr>
+        <w:t>徒7:1–56</w:t>
+      </w:r>
       <w:r>
         <w:rPr>
           <w:lang w:val="zh_TW" w:bidi="zh_TW"/>
